--- a/Manual Experiment Cascading Transitions in Perception.docx
+++ b/Manual Experiment Cascading Transitions in Perception.docx
@@ -166,6 +166,71 @@
         </w:rPr>
         <w:t>windows key and search terminal)</w:t>
       </w:r>
+    </w:p>
+    <w:p>
+      <w:pPr>
+        <w:pStyle w:val="Listenabsatz"/>
+        <w:rPr>
+          <w:lang w:val="en-US"/>
+        </w:rPr>
+      </w:pPr>
+    </w:p>
+    <w:p>
+      <w:pPr>
+        <w:pStyle w:val="Listenabsatz"/>
+        <w:numPr>
+          <w:ilvl w:val="0"/>
+          <w:numId w:val="2"/>
+        </w:numPr>
+        <w:ind w:left="708"/>
+        <w:rPr>
+          <w:lang w:val="en-US"/>
+        </w:rPr>
+      </w:pPr>
+      <w:r>
+        <w:rPr>
+          <w:lang w:val="en-US"/>
+        </w:rPr>
+        <w:t xml:space="preserve">paste: </w:t>
+      </w:r>
+    </w:p>
+    <w:p>
+      <w:pPr>
+        <w:pStyle w:val="Listenabsatz"/>
+        <w:ind w:left="708"/>
+        <w:rPr>
+          <w:lang w:val="en-US"/>
+        </w:rPr>
+      </w:pPr>
+      <w:r>
+        <w:rPr>
+          <w:lang w:val="en-US"/>
+        </w:rPr>
+        <w:t>cd C:\Users\topuser\Documents\Daniel\cascades</w:t>
+      </w:r>
+    </w:p>
+    <w:p>
+      <w:pPr>
+        <w:pStyle w:val="Listenabsatz"/>
+        <w:ind w:left="708"/>
+        <w:rPr>
+          <w:lang w:val="en-US"/>
+        </w:rPr>
+      </w:pPr>
+      <w:r>
+        <w:rPr>
+          <w:lang w:val="en-US"/>
+        </w:rPr>
+        <w:t>press ENTER</w:t>
+      </w:r>
+    </w:p>
+    <w:p>
+      <w:pPr>
+        <w:pStyle w:val="Listenabsatz"/>
+        <w:rPr>
+          <w:lang w:val="en-US"/>
+        </w:rPr>
+      </w:pPr>
     </w:p>
     <w:p>
       <w:pPr>

--- a/Manual Experiment Cascading Transitions in Perception.docx
+++ b/Manual Experiment Cascading Transitions in Perception.docx
@@ -565,6 +565,20 @@
         <w:rPr>
           <w:lang w:val="en-US"/>
         </w:rPr>
+        <w:br w:type="page"/>
+      </w:r>
+    </w:p>
+    <w:p>
+      <w:pPr>
+        <w:rPr>
+          <w:lang w:val="en-US"/>
+        </w:rPr>
+      </w:pPr>
+      <w:r>
+        <w:rPr>
+          <w:lang w:val="en-US"/>
+        </w:rPr>
+        <w:lastRenderedPageBreak/>
         <w:t xml:space="preserve">Afterwards: </w:t>
       </w:r>
     </w:p>
@@ -598,6 +612,24 @@
         <w:pStyle w:val="Listenabsatz"/>
         <w:numPr>
           <w:ilvl w:val="1"/>
+          <w:numId w:val="3"/>
+        </w:numPr>
+        <w:rPr>
+          <w:lang w:val="en-US"/>
+        </w:rPr>
+      </w:pPr>
+      <w:r>
+        <w:rPr>
+          <w:lang w:val="en-US"/>
+        </w:rPr>
+        <w:t xml:space="preserve">Open research drive: </w:t>
+      </w:r>
+    </w:p>
+    <w:p>
+      <w:pPr>
+        <w:pStyle w:val="Listenabsatz"/>
+        <w:numPr>
+          <w:ilvl w:val="2"/>
           <w:numId w:val="3"/>
         </w:numPr>
         <w:rPr>
@@ -624,7 +656,7 @@
       <w:pPr>
         <w:pStyle w:val="Listenabsatz"/>
         <w:numPr>
-          <w:ilvl w:val="1"/>
+          <w:ilvl w:val="2"/>
           <w:numId w:val="3"/>
         </w:numPr>
         <w:rPr>
@@ -650,6 +682,30 @@
           <w:lang w:val="en-US"/>
         </w:rPr>
         <w:t>)</w:t>
+      </w:r>
+    </w:p>
+    <w:p>
+      <w:pPr>
+        <w:pStyle w:val="Listenabsatz"/>
+        <w:numPr>
+          <w:ilvl w:val="2"/>
+          <w:numId w:val="3"/>
+        </w:numPr>
+        <w:rPr>
+          <w:lang w:val="en-US"/>
+        </w:rPr>
+      </w:pPr>
+      <w:r>
+        <w:rPr>
+          <w:lang w:val="en-US"/>
+        </w:rPr>
+        <w:t>Connect using different credentials</w:t>
+      </w:r>
+      <w:r>
+        <w:rPr>
+          <w:lang w:val="en-US"/>
+        </w:rPr>
+        <w:t>?</w:t>
       </w:r>
     </w:p>
     <w:p>
@@ -667,14 +723,55 @@
         <w:rPr>
           <w:lang w:val="en-US"/>
         </w:rPr>
-        <w:t>Connect using different credentials</w:t>
-      </w:r>
-      <w:r>
-        <w:rPr>
-          <w:lang w:val="en-US"/>
-        </w:rPr>
-        <w:t>?</w:t>
-      </w:r>
+        <w:t xml:space="preserve">Data is stored at: </w:t>
+      </w:r>
+      <w:r>
+        <w:rPr>
+          <w:lang w:val="en-US"/>
+        </w:rPr>
+        <w:t>Documents/Daniel/cascades/logs/{</w:t>
+      </w:r>
+      <w:proofErr w:type="spellStart"/>
+      <w:r>
+        <w:rPr>
+          <w:lang w:val="en-US"/>
+        </w:rPr>
+        <w:t>participant_number</w:t>
+      </w:r>
+      <w:proofErr w:type="spellEnd"/>
+      <w:r>
+        <w:rPr>
+          <w:lang w:val="en-US"/>
+        </w:rPr>
+        <w:t>}</w:t>
+      </w:r>
+    </w:p>
+    <w:p>
+      <w:pPr>
+        <w:pStyle w:val="Listenabsatz"/>
+        <w:numPr>
+          <w:ilvl w:val="1"/>
+          <w:numId w:val="3"/>
+        </w:numPr>
+        <w:rPr>
+          <w:lang w:val="en-US"/>
+        </w:rPr>
+      </w:pPr>
+      <w:r>
+        <w:rPr>
+          <w:lang w:val="en-US"/>
+        </w:rPr>
+        <w:t xml:space="preserve">Copy folder to research drive </w:t>
+      </w:r>
+    </w:p>
+    <w:p>
+      <w:pPr>
+        <w:pStyle w:val="Listenabsatz"/>
+        <w:ind w:left="1440"/>
+        <w:rPr>
+          <w:lang w:val="en-US"/>
+        </w:rPr>
+      </w:pPr>
     </w:p>
     <w:p>
       <w:pPr>
@@ -921,7 +1018,7 @@
         <w:ind w:left="1440" w:hanging="360"/>
       </w:pPr>
     </w:lvl>
-    <w:lvl w:ilvl="2" w:tplc="0407001B" w:tentative="1">
+    <w:lvl w:ilvl="2" w:tplc="0407001B">
       <w:start w:val="1"/>
       <w:numFmt w:val="lowerRoman"/>
       <w:lvlText w:val="%3."/>

--- a/Manual Experiment Cascading Transitions in Perception.docx
+++ b/Manual Experiment Cascading Transitions in Perception.docx
@@ -98,7 +98,7 @@
         <w:rPr>
           <w:lang w:val="en-US"/>
         </w:rPr>
-        <w:t>Start computer</w:t>
+        <w:t>Turn on red lab light</w:t>
       </w:r>
     </w:p>
     <w:p>
@@ -116,7 +116,25 @@
         <w:rPr>
           <w:lang w:val="en-US"/>
         </w:rPr>
-        <w:t>Screens (especially in lab room) might need to be turned on</w:t>
+        <w:t>Turn on lights in lab room</w:t>
+      </w:r>
+    </w:p>
+    <w:p>
+      <w:pPr>
+        <w:pStyle w:val="Listenabsatz"/>
+        <w:numPr>
+          <w:ilvl w:val="1"/>
+          <w:numId w:val="2"/>
+        </w:numPr>
+        <w:rPr>
+          <w:lang w:val="en-US"/>
+        </w:rPr>
+      </w:pPr>
+      <w:r>
+        <w:rPr>
+          <w:lang w:val="en-US"/>
+        </w:rPr>
+        <w:t>Dimmer on lowest settings</w:t>
       </w:r>
     </w:p>
     <w:p>
@@ -134,7 +152,25 @@
         <w:rPr>
           <w:lang w:val="en-US"/>
         </w:rPr>
-        <w:t>Clean and mount head rest</w:t>
+        <w:t>Start computer</w:t>
+      </w:r>
+    </w:p>
+    <w:p>
+      <w:pPr>
+        <w:pStyle w:val="Listenabsatz"/>
+        <w:numPr>
+          <w:ilvl w:val="1"/>
+          <w:numId w:val="2"/>
+        </w:numPr>
+        <w:rPr>
+          <w:lang w:val="en-US"/>
+        </w:rPr>
+      </w:pPr>
+      <w:r>
+        <w:rPr>
+          <w:lang w:val="en-US"/>
+        </w:rPr>
+        <w:t>Screens (especially in lab room) might need to be turned on</w:t>
       </w:r>
     </w:p>
     <w:p>
@@ -152,28 +188,8 @@
         <w:rPr>
           <w:lang w:val="en-US"/>
         </w:rPr>
-        <w:t>open terminal</w:t>
-      </w:r>
-      <w:r>
-        <w:rPr>
-          <w:lang w:val="en-US"/>
-        </w:rPr>
-        <w:t xml:space="preserve"> (</w:t>
-      </w:r>
-      <w:r>
-        <w:rPr>
-          <w:lang w:val="en-US"/>
-        </w:rPr>
-        <w:t>windows key and search terminal)</w:t>
-      </w:r>
-    </w:p>
-    <w:p>
-      <w:pPr>
-        <w:pStyle w:val="Listenabsatz"/>
-        <w:rPr>
-          <w:lang w:val="en-US"/>
-        </w:rPr>
-      </w:pPr>
+        <w:t>Clean and mount head rest</w:t>
+      </w:r>
     </w:p>
     <w:p>
       <w:pPr>
@@ -182,58 +198,32 @@
           <w:ilvl w:val="0"/>
           <w:numId w:val="2"/>
         </w:numPr>
-        <w:ind w:left="708"/>
-        <w:rPr>
-          <w:lang w:val="en-US"/>
-        </w:rPr>
-      </w:pPr>
-      <w:r>
-        <w:rPr>
-          <w:lang w:val="en-US"/>
-        </w:rPr>
-        <w:t xml:space="preserve">paste: </w:t>
-      </w:r>
-    </w:p>
-    <w:p>
-      <w:pPr>
-        <w:pStyle w:val="Listenabsatz"/>
-        <w:ind w:left="708"/>
-        <w:rPr>
-          <w:lang w:val="en-US"/>
-        </w:rPr>
-      </w:pPr>
-      <w:r>
-        <w:rPr>
-          <w:lang w:val="en-US"/>
-        </w:rPr>
-        <w:t>cd C:\Users\topuser\Documents\Daniel\cascades</w:t>
-      </w:r>
-    </w:p>
-    <w:p>
-      <w:pPr>
-        <w:pStyle w:val="Listenabsatz"/>
-        <w:ind w:left="708"/>
-        <w:rPr>
-          <w:lang w:val="en-US"/>
-        </w:rPr>
-      </w:pPr>
-      <w:r>
-        <w:rPr>
-          <w:lang w:val="en-US"/>
-        </w:rPr>
-        <w:t>press ENTER</w:t>
-      </w:r>
-    </w:p>
-    <w:p>
-      <w:pPr>
-        <w:pStyle w:val="Listenabsatz"/>
-        <w:rPr>
-          <w:lang w:val="en-US"/>
-        </w:rPr>
-      </w:pPr>
-    </w:p>
-    <w:p>
-      <w:pPr>
+        <w:rPr>
+          <w:lang w:val="en-US"/>
+        </w:rPr>
+      </w:pPr>
+      <w:r>
+        <w:rPr>
+          <w:lang w:val="en-US"/>
+        </w:rPr>
+        <w:t>open terminal</w:t>
+      </w:r>
+      <w:r>
+        <w:rPr>
+          <w:lang w:val="en-US"/>
+        </w:rPr>
+        <w:t xml:space="preserve"> (</w:t>
+      </w:r>
+      <w:r>
+        <w:rPr>
+          <w:lang w:val="en-US"/>
+        </w:rPr>
+        <w:t>windows key and search terminal)</w:t>
+      </w:r>
+    </w:p>
+    <w:p>
+      <w:pPr>
+        <w:pStyle w:val="Listenabsatz"/>
         <w:rPr>
           <w:lang w:val="en-US"/>
         </w:rPr>
@@ -246,19 +236,36 @@
           <w:ilvl w:val="0"/>
           <w:numId w:val="2"/>
         </w:numPr>
-        <w:rPr>
-          <w:lang w:val="en-US"/>
-        </w:rPr>
-      </w:pPr>
-      <w:r>
-        <w:rPr>
-          <w:lang w:val="en-US"/>
-        </w:rPr>
-        <w:t>paste: C:\Users\topuser\Documents\Daniel\cascades\.venv\Scripts\Activate.ps1</w:t>
-      </w:r>
-    </w:p>
-    <w:p>
-      <w:pPr>
+        <w:ind w:left="708"/>
+        <w:rPr>
+          <w:lang w:val="en-US"/>
+        </w:rPr>
+      </w:pPr>
+      <w:r>
+        <w:rPr>
+          <w:lang w:val="en-US"/>
+        </w:rPr>
+        <w:t xml:space="preserve">paste: </w:t>
+      </w:r>
+    </w:p>
+    <w:p>
+      <w:pPr>
+        <w:pStyle w:val="Listenabsatz"/>
+        <w:ind w:left="708"/>
+        <w:rPr>
+          <w:lang w:val="en-US"/>
+        </w:rPr>
+      </w:pPr>
+      <w:r>
+        <w:rPr>
+          <w:lang w:val="en-US"/>
+        </w:rPr>
+        <w:t>cd C:\Users\topuser\Documents\Daniel\cascades</w:t>
+      </w:r>
+    </w:p>
+    <w:p>
+      <w:pPr>
+        <w:pStyle w:val="Listenabsatz"/>
         <w:ind w:left="708"/>
         <w:rPr>
           <w:lang w:val="en-US"/>
@@ -293,33 +300,7 @@
         <w:rPr>
           <w:lang w:val="en-US"/>
         </w:rPr>
-        <w:t xml:space="preserve">paste: </w:t>
-      </w:r>
-    </w:p>
-    <w:p>
-      <w:pPr>
-        <w:ind w:firstLine="708"/>
-        <w:rPr>
-          <w:lang w:val="en-US"/>
-        </w:rPr>
-      </w:pPr>
-      <w:r>
-        <w:rPr>
-          <w:lang w:val="en-US"/>
-        </w:rPr>
-        <w:t>python c:\Users\topuser\Documents\Daniel\cascades\</w:t>
-      </w:r>
-      <w:r>
-        <w:rPr>
-          <w:lang w:val="en-US"/>
-        </w:rPr>
-        <w:t>main</w:t>
-      </w:r>
-      <w:r>
-        <w:rPr>
-          <w:lang w:val="en-US"/>
-        </w:rPr>
-        <w:t>.py</w:t>
+        <w:t>paste: C:\Users\topuser\Documents\Daniel\cascades\.venv\Scripts\Activate.ps1</w:t>
       </w:r>
     </w:p>
     <w:p>
@@ -358,6 +339,71 @@
         <w:rPr>
           <w:lang w:val="en-US"/>
         </w:rPr>
+        <w:t xml:space="preserve">paste: </w:t>
+      </w:r>
+    </w:p>
+    <w:p>
+      <w:pPr>
+        <w:ind w:firstLine="708"/>
+        <w:rPr>
+          <w:lang w:val="en-US"/>
+        </w:rPr>
+      </w:pPr>
+      <w:r>
+        <w:rPr>
+          <w:lang w:val="en-US"/>
+        </w:rPr>
+        <w:t>python c:\Users\topuser\Documents\Daniel\cascades\</w:t>
+      </w:r>
+      <w:r>
+        <w:rPr>
+          <w:lang w:val="en-US"/>
+        </w:rPr>
+        <w:t>main</w:t>
+      </w:r>
+      <w:r>
+        <w:rPr>
+          <w:lang w:val="en-US"/>
+        </w:rPr>
+        <w:t>.py</w:t>
+      </w:r>
+    </w:p>
+    <w:p>
+      <w:pPr>
+        <w:ind w:left="708"/>
+        <w:rPr>
+          <w:lang w:val="en-US"/>
+        </w:rPr>
+      </w:pPr>
+      <w:r>
+        <w:rPr>
+          <w:lang w:val="en-US"/>
+        </w:rPr>
+        <w:t>press ENTER</w:t>
+      </w:r>
+    </w:p>
+    <w:p>
+      <w:pPr>
+        <w:rPr>
+          <w:lang w:val="en-US"/>
+        </w:rPr>
+      </w:pPr>
+    </w:p>
+    <w:p>
+      <w:pPr>
+        <w:pStyle w:val="Listenabsatz"/>
+        <w:numPr>
+          <w:ilvl w:val="0"/>
+          <w:numId w:val="2"/>
+        </w:numPr>
+        <w:rPr>
+          <w:lang w:val="en-US"/>
+        </w:rPr>
+      </w:pPr>
+      <w:r>
+        <w:rPr>
+          <w:lang w:val="en-US"/>
+        </w:rPr>
         <w:t>Enter participant ID</w:t>
       </w:r>
       <w:r>
@@ -365,6 +411,24 @@
           <w:lang w:val="en-US"/>
         </w:rPr>
         <w:t xml:space="preserve"> and press enter</w:t>
+      </w:r>
+    </w:p>
+    <w:p>
+      <w:pPr>
+        <w:pStyle w:val="Listenabsatz"/>
+        <w:numPr>
+          <w:ilvl w:val="1"/>
+          <w:numId w:val="2"/>
+        </w:numPr>
+        <w:rPr>
+          <w:lang w:val="en-US"/>
+        </w:rPr>
+      </w:pPr>
+      <w:r>
+        <w:rPr>
+          <w:lang w:val="en-US"/>
+        </w:rPr>
+        <w:t xml:space="preserve">ID should be… </w:t>
       </w:r>
     </w:p>
     <w:p>
@@ -667,21 +731,7 @@
         <w:rPr>
           <w:lang w:val="en-US"/>
         </w:rPr>
-        <w:t xml:space="preserve">(select reconnect at sign in </w:t>
-      </w:r>
-      <w:proofErr w:type="gramStart"/>
-      <w:r>
-        <w:rPr>
-          <w:lang w:val="en-US"/>
-        </w:rPr>
-        <w:t>and ?</w:t>
-      </w:r>
-      <w:proofErr w:type="gramEnd"/>
-      <w:r>
-        <w:rPr>
-          <w:lang w:val="en-US"/>
-        </w:rPr>
-        <w:t>)</w:t>
+        <w:t>(select reconnect at sign in and ?)</w:t>
       </w:r>
     </w:p>
     <w:p>
@@ -729,21 +779,7 @@
         <w:rPr>
           <w:lang w:val="en-US"/>
         </w:rPr>
-        <w:t>Documents/Daniel/cascades/logs/{</w:t>
-      </w:r>
-      <w:proofErr w:type="spellStart"/>
-      <w:r>
-        <w:rPr>
-          <w:lang w:val="en-US"/>
-        </w:rPr>
-        <w:t>participant_number</w:t>
-      </w:r>
-      <w:proofErr w:type="spellEnd"/>
-      <w:r>
-        <w:rPr>
-          <w:lang w:val="en-US"/>
-        </w:rPr>
-        <w:t>}</w:t>
+        <w:t>Documents/Daniel/cascades/logs/{participant_number}</w:t>
       </w:r>
     </w:p>
     <w:p>

--- a/Manual Experiment Cascading Transitions in Perception.docx
+++ b/Manual Experiment Cascading Transitions in Perception.docx
@@ -55,6 +55,223 @@
           <w:lang w:val="en-US"/>
         </w:rPr>
       </w:pPr>
+      <w:r>
+        <w:rPr>
+          <w:lang w:val="en-US"/>
+        </w:rPr>
+        <w:t>Participant recruitmen</w:t>
+      </w:r>
+      <w:r>
+        <w:rPr>
+          <w:lang w:val="en-US"/>
+        </w:rPr>
+        <w:t xml:space="preserve">t: </w:t>
+      </w:r>
+    </w:p>
+    <w:p>
+      <w:pPr>
+        <w:rPr>
+          <w:lang w:val="en-US"/>
+        </w:rPr>
+      </w:pPr>
+    </w:p>
+    <w:p>
+      <w:pPr>
+        <w:rPr>
+          <w:lang w:val="en-US"/>
+        </w:rPr>
+      </w:pPr>
+      <w:r>
+        <w:rPr>
+          <w:lang w:val="en-US"/>
+        </w:rPr>
+        <w:t xml:space="preserve">Email template: </w:t>
+      </w:r>
+    </w:p>
+    <w:p>
+      <w:pPr>
+        <w:rPr>
+          <w:lang w:val="en-US"/>
+        </w:rPr>
+      </w:pPr>
+    </w:p>
+    <w:p>
+      <w:pPr>
+        <w:rPr>
+          <w:b/>
+          <w:bCs/>
+          <w:lang w:val="en-US"/>
+        </w:rPr>
+      </w:pPr>
+      <w:r>
+        <w:rPr>
+          <w:b/>
+          <w:bCs/>
+          <w:lang w:val="en-US"/>
+        </w:rPr>
+        <w:t xml:space="preserve">Subject line: </w:t>
+      </w:r>
+    </w:p>
+    <w:p>
+      <w:pPr>
+        <w:rPr>
+          <w:lang w:val="en-US"/>
+        </w:rPr>
+      </w:pPr>
+      <w:r>
+        <w:rPr>
+          <w:lang w:val="en-US"/>
+        </w:rPr>
+        <w:t xml:space="preserve">Appointment for </w:t>
+      </w:r>
+      <w:r>
+        <w:rPr>
+          <w:lang w:val="en-US"/>
+        </w:rPr>
+        <w:t>Changing percepts in visual illusions</w:t>
+      </w:r>
+    </w:p>
+    <w:p>
+      <w:pPr>
+        <w:rPr>
+          <w:lang w:val="en-US"/>
+        </w:rPr>
+      </w:pPr>
+    </w:p>
+    <w:p>
+      <w:pPr>
+        <w:rPr>
+          <w:b/>
+          <w:bCs/>
+          <w:lang w:val="en-US"/>
+        </w:rPr>
+      </w:pPr>
+      <w:r>
+        <w:rPr>
+          <w:b/>
+          <w:bCs/>
+          <w:lang w:val="en-US"/>
+        </w:rPr>
+        <w:t xml:space="preserve">Main text: </w:t>
+      </w:r>
+    </w:p>
+    <w:p>
+      <w:pPr>
+        <w:rPr>
+          <w:lang w:val="en-US"/>
+        </w:rPr>
+      </w:pPr>
+      <w:r>
+        <w:rPr>
+          <w:lang w:val="en-US"/>
+        </w:rPr>
+        <w:t xml:space="preserve">Hello, </w:t>
+      </w:r>
+    </w:p>
+    <w:p>
+      <w:pPr>
+        <w:rPr>
+          <w:lang w:val="en-US"/>
+        </w:rPr>
+      </w:pPr>
+    </w:p>
+    <w:p>
+      <w:pPr>
+        <w:rPr>
+          <w:lang w:val="en-US"/>
+        </w:rPr>
+      </w:pPr>
+      <w:r>
+        <w:rPr>
+          <w:lang w:val="en-US"/>
+        </w:rPr>
+        <w:t xml:space="preserve">Thank you for signing up to participate in our experiment. </w:t>
+      </w:r>
+    </w:p>
+    <w:p>
+      <w:pPr>
+        <w:rPr>
+          <w:lang w:val="en-US"/>
+        </w:rPr>
+      </w:pPr>
+      <w:r>
+        <w:rPr>
+          <w:lang w:val="en-US"/>
+        </w:rPr>
+        <w:t>Is there a chance you could participate tomorrow (</w:t>
+      </w:r>
+      <w:r>
+        <w:rPr>
+          <w:u w:val="single"/>
+          <w:lang w:val="en-US"/>
+        </w:rPr>
+        <w:t>Friday 23</w:t>
+      </w:r>
+      <w:r>
+        <w:rPr>
+          <w:u w:val="single"/>
+          <w:vertAlign w:val="superscript"/>
+          <w:lang w:val="en-US"/>
+        </w:rPr>
+        <w:t>rd</w:t>
+      </w:r>
+      <w:r>
+        <w:rPr>
+          <w:u w:val="single"/>
+          <w:lang w:val="en-US"/>
+        </w:rPr>
+        <w:t xml:space="preserve"> of January</w:t>
+      </w:r>
+      <w:r>
+        <w:rPr>
+          <w:lang w:val="en-US"/>
+        </w:rPr>
+        <w:t xml:space="preserve">) sometime between 11:00 and 13:00? </w:t>
+      </w:r>
+    </w:p>
+    <w:p>
+      <w:pPr>
+        <w:rPr>
+          <w:lang w:val="en-US"/>
+        </w:rPr>
+      </w:pPr>
+    </w:p>
+    <w:p>
+      <w:r>
+        <w:t xml:space="preserve">Best, </w:t>
+      </w:r>
+    </w:p>
+    <w:p/>
+    <w:p/>
+    <w:p/>
+    <w:p/>
+    <w:p/>
+    <w:p/>
+    <w:p>
+      <w:pPr>
+        <w:rPr>
+          <w:lang w:val="en-US"/>
+        </w:rPr>
+      </w:pPr>
+      <w:r>
+        <w:rPr>
+          <w:lang w:val="en-US"/>
+        </w:rPr>
+        <w:t xml:space="preserve">Our box: Michael Nunez </w:t>
+      </w:r>
+    </w:p>
+    <w:p>
+      <w:pPr>
+        <w:rPr>
+          <w:lang w:val="en-US"/>
+        </w:rPr>
+      </w:pPr>
+      <w:r>
+        <w:rPr>
+          <w:lang w:val="en-US"/>
+        </w:rPr>
+        <w:t>Abort experiment with Q</w:t>
+      </w:r>
     </w:p>
     <w:p>
       <w:pPr>
@@ -206,13 +423,7 @@
         <w:rPr>
           <w:lang w:val="en-US"/>
         </w:rPr>
-        <w:t>open terminal</w:t>
-      </w:r>
-      <w:r>
-        <w:rPr>
-          <w:lang w:val="en-US"/>
-        </w:rPr>
-        <w:t xml:space="preserve"> (</w:t>
+        <w:t>open terminal (</w:t>
       </w:r>
       <w:r>
         <w:rPr>
@@ -379,6 +590,7 @@
         <w:rPr>
           <w:lang w:val="en-US"/>
         </w:rPr>
+        <w:lastRenderedPageBreak/>
         <w:t>press ENTER</w:t>
       </w:r>
     </w:p>
@@ -731,7 +943,21 @@
         <w:rPr>
           <w:lang w:val="en-US"/>
         </w:rPr>
-        <w:t>(select reconnect at sign in and ?)</w:t>
+        <w:t xml:space="preserve">(select reconnect at sign in </w:t>
+      </w:r>
+      <w:proofErr w:type="gramStart"/>
+      <w:r>
+        <w:rPr>
+          <w:lang w:val="en-US"/>
+        </w:rPr>
+        <w:t>and ?</w:t>
+      </w:r>
+      <w:proofErr w:type="gramEnd"/>
+      <w:r>
+        <w:rPr>
+          <w:lang w:val="en-US"/>
+        </w:rPr>
+        <w:t>)</w:t>
       </w:r>
     </w:p>
     <w:p>
@@ -749,13 +975,7 @@
         <w:rPr>
           <w:lang w:val="en-US"/>
         </w:rPr>
-        <w:t>Connect using different credentials</w:t>
-      </w:r>
-      <w:r>
-        <w:rPr>
-          <w:lang w:val="en-US"/>
-        </w:rPr>
-        <w:t>?</w:t>
+        <w:t>Connect using different credentials?</w:t>
       </w:r>
     </w:p>
     <w:p>
@@ -779,7 +999,21 @@
         <w:rPr>
           <w:lang w:val="en-US"/>
         </w:rPr>
-        <w:t>Documents/Daniel/cascades/logs/{participant_number}</w:t>
+        <w:t>Documents/Daniel/cascades/logs/{</w:t>
+      </w:r>
+      <w:proofErr w:type="spellStart"/>
+      <w:r>
+        <w:rPr>
+          <w:lang w:val="en-US"/>
+        </w:rPr>
+        <w:t>participant_number</w:t>
+      </w:r>
+      <w:proofErr w:type="spellEnd"/>
+      <w:r>
+        <w:rPr>
+          <w:lang w:val="en-US"/>
+        </w:rPr>
+        <w:t>}</w:t>
       </w:r>
     </w:p>
     <w:p>
@@ -833,6 +1067,145 @@
           <w:lang w:val="en-US"/>
         </w:rPr>
       </w:pPr>
+    </w:p>
+    <w:p>
+      <w:pPr>
+        <w:rPr>
+          <w:lang w:val="en-US"/>
+        </w:rPr>
+      </w:pPr>
+    </w:p>
+    <w:p>
+      <w:pPr>
+        <w:rPr>
+          <w:lang w:val="en-US"/>
+        </w:rPr>
+      </w:pPr>
+    </w:p>
+    <w:p>
+      <w:pPr>
+        <w:rPr>
+          <w:lang w:val="en-US"/>
+        </w:rPr>
+      </w:pPr>
+      <w:r>
+        <w:rPr>
+          <w:lang w:val="en-US"/>
+        </w:rPr>
+        <w:t xml:space="preserve">General settings: </w:t>
+      </w:r>
+      <w:r>
+        <w:rPr>
+          <w:lang w:val="en-US"/>
+        </w:rPr>
+        <w:br/>
+      </w:r>
+    </w:p>
+    <w:p>
+      <w:pPr>
+        <w:rPr>
+          <w:lang w:val="en-US"/>
+        </w:rPr>
+      </w:pPr>
+      <w:r>
+        <w:rPr>
+          <w:lang w:val="en-US"/>
+        </w:rPr>
+        <w:t xml:space="preserve">Display </w:t>
+      </w:r>
+      <w:proofErr w:type="gramStart"/>
+      <w:r>
+        <w:rPr>
+          <w:lang w:val="en-US"/>
+        </w:rPr>
+        <w:t>resolution:</w:t>
+      </w:r>
+      <w:r>
+        <w:rPr>
+          <w:lang w:val="en-US"/>
+        </w:rPr>
+        <w:t>!!</w:t>
+      </w:r>
+      <w:proofErr w:type="gramEnd"/>
+    </w:p>
+    <w:p>
+      <w:pPr>
+        <w:rPr>
+          <w:lang w:val="en-US"/>
+        </w:rPr>
+      </w:pPr>
+      <w:r>
+        <w:rPr>
+          <w:lang w:val="en-US"/>
+        </w:rPr>
+        <w:t>Viewing distance:</w:t>
+      </w:r>
+    </w:p>
+    <w:p>
+      <w:pPr>
+        <w:rPr>
+          <w:lang w:val="en-US"/>
+        </w:rPr>
+      </w:pPr>
+      <w:r>
+        <w:rPr>
+          <w:lang w:val="en-US"/>
+        </w:rPr>
+        <w:tab/>
+        <w:t xml:space="preserve">Viewing angle: </w:t>
+      </w:r>
+    </w:p>
+    <w:p>
+      <w:pPr>
+        <w:rPr>
+          <w:lang w:val="en-US"/>
+        </w:rPr>
+      </w:pPr>
+      <w:r>
+        <w:rPr>
+          <w:lang w:val="en-US"/>
+        </w:rPr>
+        <w:t xml:space="preserve">Room dimness… </w:t>
+      </w:r>
+    </w:p>
+    <w:p>
+      <w:pPr>
+        <w:rPr>
+          <w:lang w:val="en-US"/>
+        </w:rPr>
+      </w:pPr>
+    </w:p>
+    <w:p>
+      <w:pPr>
+        <w:pStyle w:val="Listenabsatz"/>
+        <w:numPr>
+          <w:ilvl w:val="0"/>
+          <w:numId w:val="4"/>
+        </w:numPr>
+        <w:rPr>
+          <w:lang w:val="en-US"/>
+        </w:rPr>
+      </w:pPr>
+      <w:r>
+        <w:rPr>
+          <w:lang w:val="en-US"/>
+        </w:rPr>
+        <w:t xml:space="preserve">Make sure </w:t>
+      </w:r>
+      <w:proofErr w:type="spellStart"/>
+      <w:r>
+        <w:rPr>
+          <w:lang w:val="en-US"/>
+        </w:rPr>
+        <w:t>pps</w:t>
+      </w:r>
+      <w:proofErr w:type="spellEnd"/>
+      <w:r>
+        <w:rPr>
+          <w:lang w:val="en-US"/>
+        </w:rPr>
+        <w:t xml:space="preserve"> understand not to respond to prime </w:t>
+      </w:r>
     </w:p>
     <w:p>
       <w:pPr>
@@ -1033,6 +1406,230 @@
     </w:lvl>
   </w:abstractNum>
   <w:abstractNum w:abstractNumId="2" w15:restartNumberingAfterBreak="0">
+    <w:nsid w:val="40715FFB"/>
+    <w:multiLevelType w:val="hybridMultilevel"/>
+    <w:tmpl w:val="C044A59E"/>
+    <w:lvl w:ilvl="0" w:tplc="C082ACDA">
+      <w:numFmt w:val="bullet"/>
+      <w:lvlText w:val="-"/>
+      <w:lvlJc w:val="left"/>
+      <w:pPr>
+        <w:ind w:left="720" w:hanging="360"/>
+      </w:pPr>
+      <w:rPr>
+        <w:rFonts w:ascii="Aptos" w:eastAsiaTheme="minorHAnsi" w:hAnsi="Aptos" w:cstheme="minorBidi" w:hint="default"/>
+      </w:rPr>
+    </w:lvl>
+    <w:lvl w:ilvl="1" w:tplc="04070003" w:tentative="1">
+      <w:start w:val="1"/>
+      <w:numFmt w:val="bullet"/>
+      <w:lvlText w:val="o"/>
+      <w:lvlJc w:val="left"/>
+      <w:pPr>
+        <w:ind w:left="1440" w:hanging="360"/>
+      </w:pPr>
+      <w:rPr>
+        <w:rFonts w:ascii="Courier New" w:hAnsi="Courier New" w:cs="Courier New" w:hint="default"/>
+      </w:rPr>
+    </w:lvl>
+    <w:lvl w:ilvl="2" w:tplc="04070005" w:tentative="1">
+      <w:start w:val="1"/>
+      <w:numFmt w:val="bullet"/>
+      <w:lvlText w:val=""/>
+      <w:lvlJc w:val="left"/>
+      <w:pPr>
+        <w:ind w:left="2160" w:hanging="360"/>
+      </w:pPr>
+      <w:rPr>
+        <w:rFonts w:ascii="Wingdings" w:hAnsi="Wingdings" w:hint="default"/>
+      </w:rPr>
+    </w:lvl>
+    <w:lvl w:ilvl="3" w:tplc="04070001" w:tentative="1">
+      <w:start w:val="1"/>
+      <w:numFmt w:val="bullet"/>
+      <w:lvlText w:val=""/>
+      <w:lvlJc w:val="left"/>
+      <w:pPr>
+        <w:ind w:left="2880" w:hanging="360"/>
+      </w:pPr>
+      <w:rPr>
+        <w:rFonts w:ascii="Symbol" w:hAnsi="Symbol" w:hint="default"/>
+      </w:rPr>
+    </w:lvl>
+    <w:lvl w:ilvl="4" w:tplc="04070003" w:tentative="1">
+      <w:start w:val="1"/>
+      <w:numFmt w:val="bullet"/>
+      <w:lvlText w:val="o"/>
+      <w:lvlJc w:val="left"/>
+      <w:pPr>
+        <w:ind w:left="3600" w:hanging="360"/>
+      </w:pPr>
+      <w:rPr>
+        <w:rFonts w:ascii="Courier New" w:hAnsi="Courier New" w:cs="Courier New" w:hint="default"/>
+      </w:rPr>
+    </w:lvl>
+    <w:lvl w:ilvl="5" w:tplc="04070005" w:tentative="1">
+      <w:start w:val="1"/>
+      <w:numFmt w:val="bullet"/>
+      <w:lvlText w:val=""/>
+      <w:lvlJc w:val="left"/>
+      <w:pPr>
+        <w:ind w:left="4320" w:hanging="360"/>
+      </w:pPr>
+      <w:rPr>
+        <w:rFonts w:ascii="Wingdings" w:hAnsi="Wingdings" w:hint="default"/>
+      </w:rPr>
+    </w:lvl>
+    <w:lvl w:ilvl="6" w:tplc="04070001" w:tentative="1">
+      <w:start w:val="1"/>
+      <w:numFmt w:val="bullet"/>
+      <w:lvlText w:val=""/>
+      <w:lvlJc w:val="left"/>
+      <w:pPr>
+        <w:ind w:left="5040" w:hanging="360"/>
+      </w:pPr>
+      <w:rPr>
+        <w:rFonts w:ascii="Symbol" w:hAnsi="Symbol" w:hint="default"/>
+      </w:rPr>
+    </w:lvl>
+    <w:lvl w:ilvl="7" w:tplc="04070003" w:tentative="1">
+      <w:start w:val="1"/>
+      <w:numFmt w:val="bullet"/>
+      <w:lvlText w:val="o"/>
+      <w:lvlJc w:val="left"/>
+      <w:pPr>
+        <w:ind w:left="5760" w:hanging="360"/>
+      </w:pPr>
+      <w:rPr>
+        <w:rFonts w:ascii="Courier New" w:hAnsi="Courier New" w:cs="Courier New" w:hint="default"/>
+      </w:rPr>
+    </w:lvl>
+    <w:lvl w:ilvl="8" w:tplc="04070005" w:tentative="1">
+      <w:start w:val="1"/>
+      <w:numFmt w:val="bullet"/>
+      <w:lvlText w:val=""/>
+      <w:lvlJc w:val="left"/>
+      <w:pPr>
+        <w:ind w:left="6480" w:hanging="360"/>
+      </w:pPr>
+      <w:rPr>
+        <w:rFonts w:ascii="Wingdings" w:hAnsi="Wingdings" w:hint="default"/>
+      </w:rPr>
+    </w:lvl>
+  </w:abstractNum>
+  <w:abstractNum w:abstractNumId="3" w15:restartNumberingAfterBreak="0">
+    <w:nsid w:val="54D5440A"/>
+    <w:multiLevelType w:val="hybridMultilevel"/>
+    <w:tmpl w:val="87BCAEF4"/>
+    <w:lvl w:ilvl="0" w:tplc="12603F30">
+      <w:numFmt w:val="bullet"/>
+      <w:lvlText w:val="-"/>
+      <w:lvlJc w:val="left"/>
+      <w:pPr>
+        <w:ind w:left="720" w:hanging="360"/>
+      </w:pPr>
+      <w:rPr>
+        <w:rFonts w:ascii="Aptos" w:eastAsiaTheme="minorHAnsi" w:hAnsi="Aptos" w:cstheme="minorBidi" w:hint="default"/>
+      </w:rPr>
+    </w:lvl>
+    <w:lvl w:ilvl="1" w:tplc="04070003" w:tentative="1">
+      <w:start w:val="1"/>
+      <w:numFmt w:val="bullet"/>
+      <w:lvlText w:val="o"/>
+      <w:lvlJc w:val="left"/>
+      <w:pPr>
+        <w:ind w:left="1440" w:hanging="360"/>
+      </w:pPr>
+      <w:rPr>
+        <w:rFonts w:ascii="Courier New" w:hAnsi="Courier New" w:cs="Courier New" w:hint="default"/>
+      </w:rPr>
+    </w:lvl>
+    <w:lvl w:ilvl="2" w:tplc="04070005" w:tentative="1">
+      <w:start w:val="1"/>
+      <w:numFmt w:val="bullet"/>
+      <w:lvlText w:val=""/>
+      <w:lvlJc w:val="left"/>
+      <w:pPr>
+        <w:ind w:left="2160" w:hanging="360"/>
+      </w:pPr>
+      <w:rPr>
+        <w:rFonts w:ascii="Wingdings" w:hAnsi="Wingdings" w:hint="default"/>
+      </w:rPr>
+    </w:lvl>
+    <w:lvl w:ilvl="3" w:tplc="04070001" w:tentative="1">
+      <w:start w:val="1"/>
+      <w:numFmt w:val="bullet"/>
+      <w:lvlText w:val=""/>
+      <w:lvlJc w:val="left"/>
+      <w:pPr>
+        <w:ind w:left="2880" w:hanging="360"/>
+      </w:pPr>
+      <w:rPr>
+        <w:rFonts w:ascii="Symbol" w:hAnsi="Symbol" w:hint="default"/>
+      </w:rPr>
+    </w:lvl>
+    <w:lvl w:ilvl="4" w:tplc="04070003" w:tentative="1">
+      <w:start w:val="1"/>
+      <w:numFmt w:val="bullet"/>
+      <w:lvlText w:val="o"/>
+      <w:lvlJc w:val="left"/>
+      <w:pPr>
+        <w:ind w:left="3600" w:hanging="360"/>
+      </w:pPr>
+      <w:rPr>
+        <w:rFonts w:ascii="Courier New" w:hAnsi="Courier New" w:cs="Courier New" w:hint="default"/>
+      </w:rPr>
+    </w:lvl>
+    <w:lvl w:ilvl="5" w:tplc="04070005" w:tentative="1">
+      <w:start w:val="1"/>
+      <w:numFmt w:val="bullet"/>
+      <w:lvlText w:val=""/>
+      <w:lvlJc w:val="left"/>
+      <w:pPr>
+        <w:ind w:left="4320" w:hanging="360"/>
+      </w:pPr>
+      <w:rPr>
+        <w:rFonts w:ascii="Wingdings" w:hAnsi="Wingdings" w:hint="default"/>
+      </w:rPr>
+    </w:lvl>
+    <w:lvl w:ilvl="6" w:tplc="04070001" w:tentative="1">
+      <w:start w:val="1"/>
+      <w:numFmt w:val="bullet"/>
+      <w:lvlText w:val=""/>
+      <w:lvlJc w:val="left"/>
+      <w:pPr>
+        <w:ind w:left="5040" w:hanging="360"/>
+      </w:pPr>
+      <w:rPr>
+        <w:rFonts w:ascii="Symbol" w:hAnsi="Symbol" w:hint="default"/>
+      </w:rPr>
+    </w:lvl>
+    <w:lvl w:ilvl="7" w:tplc="04070003" w:tentative="1">
+      <w:start w:val="1"/>
+      <w:numFmt w:val="bullet"/>
+      <w:lvlText w:val="o"/>
+      <w:lvlJc w:val="left"/>
+      <w:pPr>
+        <w:ind w:left="5760" w:hanging="360"/>
+      </w:pPr>
+      <w:rPr>
+        <w:rFonts w:ascii="Courier New" w:hAnsi="Courier New" w:cs="Courier New" w:hint="default"/>
+      </w:rPr>
+    </w:lvl>
+    <w:lvl w:ilvl="8" w:tplc="04070005" w:tentative="1">
+      <w:start w:val="1"/>
+      <w:numFmt w:val="bullet"/>
+      <w:lvlText w:val=""/>
+      <w:lvlJc w:val="left"/>
+      <w:pPr>
+        <w:ind w:left="6480" w:hanging="360"/>
+      </w:pPr>
+      <w:rPr>
+        <w:rFonts w:ascii="Wingdings" w:hAnsi="Wingdings" w:hint="default"/>
+      </w:rPr>
+    </w:lvl>
+  </w:abstractNum>
+  <w:abstractNum w:abstractNumId="4" w15:restartNumberingAfterBreak="0">
     <w:nsid w:val="5AAC4627"/>
     <w:multiLevelType w:val="hybridMultilevel"/>
     <w:tmpl w:val="175A3490"/>
@@ -1125,7 +1722,13 @@
     <w:abstractNumId w:val="0"/>
   </w:num>
   <w:num w:numId="3" w16cid:durableId="1086879096">
+    <w:abstractNumId w:val="4"/>
+  </w:num>
+  <w:num w:numId="4" w16cid:durableId="1275135895">
     <w:abstractNumId w:val="2"/>
+  </w:num>
+  <w:num w:numId="5" w16cid:durableId="14617710">
+    <w:abstractNumId w:val="3"/>
   </w:num>
 </w:numbering>
 </file>

--- a/Manual Experiment Cascading Transitions in Perception.docx
+++ b/Manual Experiment Cascading Transitions in Perception.docx
@@ -52,54 +52,9 @@
     <w:p>
       <w:pPr>
         <w:rPr>
-          <w:lang w:val="en-US"/>
-        </w:rPr>
-      </w:pPr>
-      <w:r>
-        <w:rPr>
-          <w:lang w:val="en-US"/>
-        </w:rPr>
-        <w:t>Participant recruitmen</w:t>
-      </w:r>
-      <w:r>
-        <w:rPr>
-          <w:lang w:val="en-US"/>
-        </w:rPr>
-        <w:t xml:space="preserve">t: </w:t>
-      </w:r>
-    </w:p>
-    <w:p>
-      <w:pPr>
-        <w:rPr>
-          <w:lang w:val="en-US"/>
-        </w:rPr>
-      </w:pPr>
-    </w:p>
-    <w:p>
-      <w:pPr>
-        <w:rPr>
-          <w:lang w:val="en-US"/>
-        </w:rPr>
-      </w:pPr>
-      <w:r>
-        <w:rPr>
-          <w:lang w:val="en-US"/>
-        </w:rPr>
-        <w:t xml:space="preserve">Email template: </w:t>
-      </w:r>
-    </w:p>
-    <w:p>
-      <w:pPr>
-        <w:rPr>
-          <w:lang w:val="en-US"/>
-        </w:rPr>
-      </w:pPr>
-    </w:p>
-    <w:p>
-      <w:pPr>
-        <w:rPr>
           <w:b/>
           <w:bCs/>
+          <w:u w:val="single"/>
           <w:lang w:val="en-US"/>
         </w:rPr>
       </w:pPr>
@@ -107,28 +62,10 @@
         <w:rPr>
           <w:b/>
           <w:bCs/>
-          <w:lang w:val="en-US"/>
-        </w:rPr>
-        <w:t xml:space="preserve">Subject line: </w:t>
-      </w:r>
-    </w:p>
-    <w:p>
-      <w:pPr>
-        <w:rPr>
-          <w:lang w:val="en-US"/>
-        </w:rPr>
-      </w:pPr>
-      <w:r>
-        <w:rPr>
-          <w:lang w:val="en-US"/>
-        </w:rPr>
-        <w:t xml:space="preserve">Appointment for </w:t>
-      </w:r>
-      <w:r>
-        <w:rPr>
-          <w:lang w:val="en-US"/>
-        </w:rPr>
-        <w:t>Changing percepts in visual illusions</w:t>
+          <w:u w:val="single"/>
+          <w:lang w:val="en-US"/>
+        </w:rPr>
+        <w:t xml:space="preserve">Participant recruitment: </w:t>
       </w:r>
     </w:p>
     <w:p>
@@ -152,6 +89,69 @@
           <w:bCs/>
           <w:lang w:val="en-US"/>
         </w:rPr>
+        <w:t xml:space="preserve">Email template: </w:t>
+      </w:r>
+    </w:p>
+    <w:p>
+      <w:pPr>
+        <w:rPr>
+          <w:lang w:val="en-US"/>
+        </w:rPr>
+      </w:pPr>
+    </w:p>
+    <w:p>
+      <w:pPr>
+        <w:rPr>
+          <w:u w:val="single"/>
+          <w:lang w:val="en-US"/>
+        </w:rPr>
+      </w:pPr>
+      <w:r>
+        <w:rPr>
+          <w:u w:val="single"/>
+          <w:lang w:val="en-US"/>
+        </w:rPr>
+        <w:t xml:space="preserve">Subject line: </w:t>
+      </w:r>
+    </w:p>
+    <w:p>
+      <w:pPr>
+        <w:rPr>
+          <w:lang w:val="en-US"/>
+        </w:rPr>
+      </w:pPr>
+      <w:r>
+        <w:rPr>
+          <w:lang w:val="en-US"/>
+        </w:rPr>
+        <w:t xml:space="preserve">Appointment for </w:t>
+      </w:r>
+      <w:r>
+        <w:rPr>
+          <w:lang w:val="en-US"/>
+        </w:rPr>
+        <w:t>Changing percepts in visual illusions</w:t>
+      </w:r>
+    </w:p>
+    <w:p>
+      <w:pPr>
+        <w:rPr>
+          <w:lang w:val="en-US"/>
+        </w:rPr>
+      </w:pPr>
+    </w:p>
+    <w:p>
+      <w:pPr>
+        <w:rPr>
+          <w:u w:val="single"/>
+          <w:lang w:val="en-US"/>
+        </w:rPr>
+      </w:pPr>
+      <w:r>
+        <w:rPr>
+          <w:u w:val="single"/>
+          <w:lang w:val="en-US"/>
+        </w:rPr>
         <w:t xml:space="preserve">Main text: </w:t>
       </w:r>
     </w:p>
@@ -174,123 +174,230 @@
           <w:lang w:val="en-US"/>
         </w:rPr>
       </w:pPr>
-    </w:p>
-    <w:p>
-      <w:pPr>
-        <w:rPr>
-          <w:lang w:val="en-US"/>
-        </w:rPr>
-      </w:pPr>
-      <w:r>
-        <w:rPr>
-          <w:lang w:val="en-US"/>
-        </w:rPr>
-        <w:t xml:space="preserve">Thank you for signing up to participate in our experiment. </w:t>
-      </w:r>
-    </w:p>
-    <w:p>
-      <w:pPr>
-        <w:rPr>
-          <w:lang w:val="en-US"/>
-        </w:rPr>
-      </w:pPr>
-      <w:r>
-        <w:rPr>
-          <w:lang w:val="en-US"/>
-        </w:rPr>
-        <w:t>Is there a chance you could participate tomorrow (</w:t>
-      </w:r>
-      <w:r>
-        <w:rPr>
+      <w:r>
+        <w:rPr>
+          <w:lang w:val="en-US"/>
+        </w:rPr>
+        <w:t> </w:t>
+      </w:r>
+    </w:p>
+    <w:p>
+      <w:pPr>
+        <w:rPr>
+          <w:lang w:val="en-US"/>
+        </w:rPr>
+      </w:pPr>
+      <w:r>
+        <w:rPr>
+          <w:lang w:val="en-US"/>
+        </w:rPr>
+        <w:t>Thank you for signing up to participate in our experiment. </w:t>
+      </w:r>
+    </w:p>
+    <w:p>
+      <w:pPr>
+        <w:rPr>
+          <w:lang w:val="en-US"/>
+        </w:rPr>
+      </w:pPr>
+      <w:r>
+        <w:rPr>
+          <w:lang w:val="en-US"/>
+        </w:rPr>
+        <w:t>Would it be possible for you to participate </w:t>
+      </w:r>
+      <w:r>
+        <w:rPr>
+          <w:lang w:val="en-US"/>
+        </w:rPr>
+        <w:t xml:space="preserve">on </w:t>
+      </w:r>
+      <w:proofErr w:type="gramStart"/>
+      <w:r>
+        <w:rPr>
+          <w:lang w:val="en-US"/>
+        </w:rPr>
+        <w:t>… ?</w:t>
+      </w:r>
+      <w:proofErr w:type="gramEnd"/>
+    </w:p>
+    <w:p>
+      <w:pPr>
+        <w:rPr>
+          <w:lang w:val="en-US"/>
+        </w:rPr>
+      </w:pPr>
+    </w:p>
+    <w:p>
+      <w:pPr>
+        <w:rPr>
+          <w:lang w:val="en-US"/>
+        </w:rPr>
+      </w:pPr>
+      <w:r>
+        <w:rPr>
+          <w:lang w:val="en-US"/>
+        </w:rPr>
+        <w:t>Best,</w:t>
+      </w:r>
+    </w:p>
+    <w:p>
+      <w:pPr>
+        <w:rPr>
+          <w:lang w:val="en-US"/>
+        </w:rPr>
+      </w:pPr>
+    </w:p>
+    <w:p>
+      <w:r>
+        <w:t>Daniel </w:t>
+      </w:r>
+    </w:p>
+    <w:p/>
+    <w:p>
+      <w:pPr>
+        <w:rPr>
+          <w:lang w:val="en-GB"/>
+        </w:rPr>
+      </w:pPr>
+    </w:p>
+    <w:p>
+      <w:pPr>
+        <w:rPr>
+          <w:lang w:val="en-US"/>
+        </w:rPr>
+      </w:pPr>
+    </w:p>
+    <w:p>
+      <w:pPr>
+        <w:rPr>
+          <w:lang w:val="en-US"/>
+        </w:rPr>
+      </w:pPr>
+    </w:p>
+    <w:p>
+      <w:pPr>
+        <w:rPr>
+          <w:lang w:val="en-US"/>
+        </w:rPr>
+      </w:pPr>
+      <w:r>
+        <w:rPr>
+          <w:lang w:val="en-US"/>
+        </w:rPr>
+        <w:t xml:space="preserve">Our box: Michael Nunez </w:t>
+      </w:r>
+    </w:p>
+    <w:p>
+      <w:pPr>
+        <w:rPr>
+          <w:lang w:val="en-US"/>
+        </w:rPr>
+      </w:pPr>
+    </w:p>
+    <w:p>
+      <w:pPr>
+        <w:rPr>
+          <w:b/>
+          <w:bCs/>
           <w:u w:val="single"/>
           <w:lang w:val="en-US"/>
         </w:rPr>
-        <w:t>Friday 23</w:t>
-      </w:r>
-      <w:r>
-        <w:rPr>
+      </w:pPr>
+      <w:r>
+        <w:rPr>
+          <w:b/>
+          <w:bCs/>
           <w:u w:val="single"/>
-          <w:vertAlign w:val="superscript"/>
-          <w:lang w:val="en-US"/>
-        </w:rPr>
-        <w:t>rd</w:t>
-      </w:r>
-      <w:r>
-        <w:rPr>
+          <w:lang w:val="en-US"/>
+        </w:rPr>
+        <w:t>Abort experiment with Q</w:t>
+      </w:r>
+    </w:p>
+    <w:p>
+      <w:pPr>
+        <w:rPr>
+          <w:lang w:val="en-US"/>
+        </w:rPr>
+      </w:pPr>
+      <w:r>
+        <w:rPr>
+          <w:b/>
+          <w:bCs/>
           <w:u w:val="single"/>
           <w:lang w:val="en-US"/>
         </w:rPr>
-        <w:t xml:space="preserve"> of January</w:t>
-      </w:r>
-      <w:r>
-        <w:rPr>
-          <w:lang w:val="en-US"/>
-        </w:rPr>
-        <w:t xml:space="preserve">) sometime between 11:00 and 13:00? </w:t>
-      </w:r>
-    </w:p>
-    <w:p>
-      <w:pPr>
-        <w:rPr>
-          <w:lang w:val="en-US"/>
-        </w:rPr>
-      </w:pPr>
-    </w:p>
-    <w:p>
-      <w:r>
-        <w:t xml:space="preserve">Best, </w:t>
-      </w:r>
-    </w:p>
-    <w:p/>
-    <w:p/>
-    <w:p/>
-    <w:p/>
-    <w:p/>
-    <w:p/>
-    <w:p>
-      <w:pPr>
-        <w:rPr>
-          <w:lang w:val="en-US"/>
-        </w:rPr>
-      </w:pPr>
-      <w:r>
-        <w:rPr>
-          <w:lang w:val="en-US"/>
-        </w:rPr>
-        <w:t xml:space="preserve">Our box: Michael Nunez </w:t>
-      </w:r>
-    </w:p>
-    <w:p>
-      <w:pPr>
-        <w:rPr>
-          <w:lang w:val="en-US"/>
-        </w:rPr>
-      </w:pPr>
-      <w:r>
-        <w:rPr>
-          <w:lang w:val="en-US"/>
-        </w:rPr>
-        <w:t>Abort experiment with Q</w:t>
-      </w:r>
-    </w:p>
-    <w:p>
-      <w:pPr>
-        <w:rPr>
-          <w:lang w:val="en-US"/>
-        </w:rPr>
-      </w:pPr>
-    </w:p>
-    <w:p>
-      <w:pPr>
-        <w:rPr>
-          <w:lang w:val="en-US"/>
-        </w:rPr>
-      </w:pPr>
-      <w:r>
-        <w:rPr>
-          <w:lang w:val="en-US"/>
-        </w:rPr>
-        <w:t xml:space="preserve">Preparation: </w:t>
+        <w:t>Skip trial with S</w:t>
+      </w:r>
+      <w:r>
+        <w:rPr>
+          <w:lang w:val="en-US"/>
+        </w:rPr>
+        <w:t xml:space="preserve"> </w:t>
+      </w:r>
+    </w:p>
+    <w:p>
+      <w:pPr>
+        <w:ind w:left="708"/>
+        <w:rPr>
+          <w:lang w:val="en-US"/>
+        </w:rPr>
+      </w:pPr>
+    </w:p>
+    <w:p>
+      <w:pPr>
+        <w:rPr>
+          <w:lang w:val="en-US"/>
+        </w:rPr>
+      </w:pPr>
+      <w:r>
+        <w:rPr>
+          <w:lang w:val="en-US"/>
+        </w:rPr>
+        <w:t>(Variable distance explanation trials should not be skipped – if no response, experiments cannot be generated)</w:t>
+      </w:r>
+    </w:p>
+    <w:p>
+      <w:pPr>
+        <w:rPr>
+          <w:lang w:val="en-US"/>
+        </w:rPr>
+      </w:pPr>
+    </w:p>
+    <w:p>
+      <w:pPr>
+        <w:rPr>
+          <w:lang w:val="en-US"/>
+        </w:rPr>
+      </w:pPr>
+      <w:r>
+        <w:rPr>
+          <w:lang w:val="en-US"/>
+        </w:rPr>
+        <w:br w:type="page"/>
+      </w:r>
+    </w:p>
+    <w:p>
+      <w:pPr>
+        <w:rPr>
+          <w:lang w:val="en-US"/>
+        </w:rPr>
+      </w:pPr>
+      <w:r>
+        <w:rPr>
+          <w:b/>
+          <w:bCs/>
+          <w:u w:val="single"/>
+          <w:lang w:val="en-US"/>
+        </w:rPr>
+        <w:lastRenderedPageBreak/>
+        <w:t>Preparation</w:t>
+      </w:r>
+      <w:r>
+        <w:rPr>
+          <w:lang w:val="en-US"/>
+        </w:rPr>
+        <w:t xml:space="preserve">: </w:t>
       </w:r>
     </w:p>
     <w:p>
@@ -590,7 +697,6 @@
         <w:rPr>
           <w:lang w:val="en-US"/>
         </w:rPr>
-        <w:lastRenderedPageBreak/>
         <w:t>press ENTER</w:t>
       </w:r>
     </w:p>
@@ -640,7 +746,13 @@
         <w:rPr>
           <w:lang w:val="en-US"/>
         </w:rPr>
-        <w:t xml:space="preserve">ID should be… </w:t>
+        <w:t>ID should b</w:t>
+      </w:r>
+      <w:r>
+        <w:rPr>
+          <w:lang w:val="en-US"/>
+        </w:rPr>
+        <w:t>e number of participant (001, 002, 003, …)</w:t>
       </w:r>
     </w:p>
     <w:p>
@@ -671,22 +783,39 @@
     </w:p>
     <w:p>
       <w:pPr>
-        <w:rPr>
-          <w:lang w:val="en-US"/>
-        </w:rPr>
-      </w:pPr>
-    </w:p>
-    <w:p>
-      <w:pPr>
-        <w:rPr>
-          <w:lang w:val="en-US"/>
-        </w:rPr>
-      </w:pPr>
-      <w:r>
-        <w:rPr>
-          <w:lang w:val="en-US"/>
-        </w:rPr>
-        <w:t xml:space="preserve">Experiment: </w:t>
+        <w:pStyle w:val="Listenabsatz"/>
+        <w:rPr>
+          <w:lang w:val="en-US"/>
+        </w:rPr>
+      </w:pPr>
+    </w:p>
+    <w:p>
+      <w:pPr>
+        <w:rPr>
+          <w:lang w:val="en-US"/>
+        </w:rPr>
+      </w:pPr>
+    </w:p>
+    <w:p>
+      <w:pPr>
+        <w:rPr>
+          <w:lang w:val="en-US"/>
+        </w:rPr>
+      </w:pPr>
+      <w:r>
+        <w:rPr>
+          <w:b/>
+          <w:bCs/>
+          <w:u w:val="single"/>
+          <w:lang w:val="en-US"/>
+        </w:rPr>
+        <w:t>Experiment</w:t>
+      </w:r>
+      <w:r>
+        <w:rPr>
+          <w:lang w:val="en-US"/>
+        </w:rPr>
+        <w:t xml:space="preserve">: </w:t>
       </w:r>
     </w:p>
     <w:p>
@@ -711,7 +840,7 @@
         <w:rPr>
           <w:lang w:val="en-US"/>
         </w:rPr>
-        <w:t>Welcome participant</w:t>
+        <w:t>Pick up participant from waiting area</w:t>
       </w:r>
     </w:p>
     <w:p>
@@ -729,7 +858,7 @@
         <w:rPr>
           <w:lang w:val="en-US"/>
         </w:rPr>
-        <w:t>Short explanation</w:t>
+        <w:t>Welcome participant</w:t>
       </w:r>
     </w:p>
     <w:p>
@@ -740,6 +869,123 @@
           <w:numId w:val="1"/>
         </w:numPr>
         <w:rPr>
+          <w:lang w:val="en-US"/>
+        </w:rPr>
+      </w:pPr>
+      <w:r>
+        <w:rPr>
+          <w:lang w:val="en-US"/>
+        </w:rPr>
+        <w:t>Short explanation</w:t>
+      </w:r>
+    </w:p>
+    <w:p>
+      <w:pPr>
+        <w:pStyle w:val="Listenabsatz"/>
+        <w:numPr>
+          <w:ilvl w:val="1"/>
+          <w:numId w:val="1"/>
+        </w:numPr>
+        <w:rPr>
+          <w:lang w:val="en-US"/>
+        </w:rPr>
+      </w:pPr>
+      <w:r>
+        <w:rPr>
+          <w:lang w:val="en-US"/>
+        </w:rPr>
+        <w:t>Moving dots</w:t>
+      </w:r>
+    </w:p>
+    <w:p>
+      <w:pPr>
+        <w:pStyle w:val="Listenabsatz"/>
+        <w:numPr>
+          <w:ilvl w:val="1"/>
+          <w:numId w:val="1"/>
+        </w:numPr>
+        <w:rPr>
+          <w:lang w:val="en-US"/>
+        </w:rPr>
+      </w:pPr>
+      <w:r>
+        <w:rPr>
+          <w:lang w:val="en-US"/>
+        </w:rPr>
+        <w:t>It involves a head rest</w:t>
+      </w:r>
+    </w:p>
+    <w:p>
+      <w:pPr>
+        <w:pStyle w:val="Listenabsatz"/>
+        <w:numPr>
+          <w:ilvl w:val="1"/>
+          <w:numId w:val="1"/>
+        </w:numPr>
+        <w:rPr>
+          <w:lang w:val="en-US"/>
+        </w:rPr>
+      </w:pPr>
+      <w:r>
+        <w:rPr>
+          <w:lang w:val="en-US"/>
+        </w:rPr>
+        <w:t xml:space="preserve">Several blocks with breaks in-between </w:t>
+      </w:r>
+    </w:p>
+    <w:p>
+      <w:pPr>
+        <w:pStyle w:val="Listenabsatz"/>
+        <w:numPr>
+          <w:ilvl w:val="2"/>
+          <w:numId w:val="1"/>
+        </w:numPr>
+        <w:rPr>
+          <w:lang w:val="en-US"/>
+        </w:rPr>
+      </w:pPr>
+      <w:r>
+        <w:rPr>
+          <w:lang w:val="en-US"/>
+        </w:rPr>
+        <w:t xml:space="preserve">Relax eyes, stretch… no need to remain on head rest during breaks </w:t>
+      </w:r>
+    </w:p>
+    <w:p>
+      <w:pPr>
+        <w:pStyle w:val="Listenabsatz"/>
+        <w:numPr>
+          <w:ilvl w:val="1"/>
+          <w:numId w:val="1"/>
+        </w:numPr>
+        <w:rPr>
+          <w:lang w:val="en-US"/>
+        </w:rPr>
+      </w:pPr>
+      <w:r>
+        <w:rPr>
+          <w:lang w:val="en-US"/>
+        </w:rPr>
+        <w:t>For questions, press call button</w:t>
+      </w:r>
+    </w:p>
+    <w:p>
+      <w:pPr>
+        <w:pStyle w:val="Listenabsatz"/>
+        <w:ind w:left="1440"/>
+        <w:rPr>
+          <w:lang w:val="en-US"/>
+        </w:rPr>
+      </w:pPr>
+    </w:p>
+    <w:p>
+      <w:pPr>
+        <w:pStyle w:val="Listenabsatz"/>
+        <w:numPr>
+          <w:ilvl w:val="0"/>
+          <w:numId w:val="1"/>
+        </w:numPr>
+        <w:rPr>
           <w:b/>
           <w:bCs/>
           <w:lang w:val="en-US"/>
@@ -777,7 +1023,13 @@
         <w:rPr>
           <w:lang w:val="en-US"/>
         </w:rPr>
-        <w:t xml:space="preserve">Seat participant and adjust head rest </w:t>
+        <w:t>Seat participant and adjust head rest</w:t>
+      </w:r>
+      <w:r>
+        <w:rPr>
+          <w:lang w:val="en-US"/>
+        </w:rPr>
+        <w:t xml:space="preserve"> (easiest by adjusting chair height</w:t>
       </w:r>
     </w:p>
     <w:p>
@@ -852,10 +1104,19 @@
       </w:pPr>
       <w:r>
         <w:rPr>
+          <w:b/>
+          <w:bCs/>
+          <w:u w:val="single"/>
           <w:lang w:val="en-US"/>
         </w:rPr>
         <w:lastRenderedPageBreak/>
-        <w:t xml:space="preserve">Afterwards: </w:t>
+        <w:t>Afterwards</w:t>
+      </w:r>
+      <w:r>
+        <w:rPr>
+          <w:lang w:val="en-US"/>
+        </w:rPr>
+        <w:t xml:space="preserve">: </w:t>
       </w:r>
     </w:p>
     <w:p>
@@ -898,6 +1159,24 @@
         <w:rPr>
           <w:lang w:val="en-US"/>
         </w:rPr>
+        <w:t xml:space="preserve">Open Ivanti secure access client and connect (login required) </w:t>
+      </w:r>
+    </w:p>
+    <w:p>
+      <w:pPr>
+        <w:pStyle w:val="Listenabsatz"/>
+        <w:numPr>
+          <w:ilvl w:val="1"/>
+          <w:numId w:val="3"/>
+        </w:numPr>
+        <w:rPr>
+          <w:lang w:val="en-US"/>
+        </w:rPr>
+      </w:pPr>
+      <w:r>
+        <w:rPr>
+          <w:lang w:val="en-US"/>
+        </w:rPr>
         <w:t xml:space="preserve">Open research drive: </w:t>
       </w:r>
     </w:p>
@@ -918,15 +1197,18 @@
         </w:rPr>
         <w:t xml:space="preserve">research drive: </w:t>
       </w:r>
-      <w:hyperlink r:id="rId5" w:history="1">
-        <w:r>
-          <w:rPr>
-            <w:rStyle w:val="Hyperlink"/>
-            <w:lang w:val="en-US"/>
-          </w:rPr>
-          <w:t>\\fmg-research.uva.nl\psychology$</w:t>
-        </w:r>
-      </w:hyperlink>
+      <w:r>
+        <w:rPr>
+          <w:lang w:val="en-US"/>
+        </w:rPr>
+        <w:t>\\fmg-research.uva.nl\psychology$</w:t>
+      </w:r>
+      <w:r>
+        <w:rPr>
+          <w:lang w:val="en-US"/>
+        </w:rPr>
+        <w:t xml:space="preserve"> </w:t>
+      </w:r>
     </w:p>
     <w:p>
       <w:pPr>
@@ -943,21 +1225,19 @@
         <w:rPr>
           <w:lang w:val="en-US"/>
         </w:rPr>
-        <w:t xml:space="preserve">(select reconnect at sign in </w:t>
-      </w:r>
-      <w:proofErr w:type="gramStart"/>
-      <w:r>
-        <w:rPr>
-          <w:lang w:val="en-US"/>
-        </w:rPr>
-        <w:t>and ?</w:t>
-      </w:r>
-      <w:proofErr w:type="gramEnd"/>
-      <w:r>
-        <w:rPr>
-          <w:lang w:val="en-US"/>
-        </w:rPr>
-        <w:t>)</w:t>
+        <w:t xml:space="preserve">select reconnect at sign </w:t>
+      </w:r>
+      <w:r>
+        <w:rPr>
+          <w:lang w:val="en-US"/>
+        </w:rPr>
+        <w:t>in</w:t>
+      </w:r>
+      <w:r>
+        <w:rPr>
+          <w:lang w:val="en-US"/>
+        </w:rPr>
+        <w:t xml:space="preserve"> </w:t>
       </w:r>
     </w:p>
     <w:p>
@@ -975,7 +1255,7 @@
         <w:rPr>
           <w:lang w:val="en-US"/>
         </w:rPr>
-        <w:t>Connect using different credentials?</w:t>
+        <w:t xml:space="preserve">Login required </w:t>
       </w:r>
     </w:p>
     <w:p>
@@ -999,7 +1279,39 @@
         <w:rPr>
           <w:lang w:val="en-US"/>
         </w:rPr>
-        <w:t>Documents/Daniel/cascades/logs/{</w:t>
+        <w:t>Documents/Daniel/cascades/</w:t>
+      </w:r>
+      <w:proofErr w:type="spellStart"/>
+      <w:r>
+        <w:rPr>
+          <w:lang w:val="en-US"/>
+        </w:rPr>
+        <w:t>experiment_versions</w:t>
+      </w:r>
+      <w:proofErr w:type="spellEnd"/>
+      <w:r>
+        <w:rPr>
+          <w:lang w:val="en-US"/>
+        </w:rPr>
+        <w:t>/</w:t>
+      </w:r>
+      <w:r>
+        <w:rPr>
+          <w:lang w:val="en-US"/>
+        </w:rPr>
+        <w:t xml:space="preserve"> </w:t>
+      </w:r>
+      <w:r>
+        <w:rPr>
+          <w:lang w:val="en-US"/>
+        </w:rPr>
+        <w:t>logs_v3_cycles_based</w:t>
+      </w:r>
+      <w:r>
+        <w:rPr>
+          <w:lang w:val="en-US"/>
+        </w:rPr>
+        <w:t>/{</w:t>
       </w:r>
       <w:proofErr w:type="spellStart"/>
       <w:r>
@@ -1033,6 +1345,44 @@
         </w:rPr>
         <w:t xml:space="preserve">Copy folder to research drive </w:t>
       </w:r>
+      <w:r>
+        <w:rPr>
+          <w:lang w:val="en-US"/>
+        </w:rPr>
+        <w:t>at:</w:t>
+      </w:r>
+    </w:p>
+    <w:p>
+      <w:pPr>
+        <w:pStyle w:val="Listenabsatz"/>
+        <w:numPr>
+          <w:ilvl w:val="2"/>
+          <w:numId w:val="3"/>
+        </w:numPr>
+        <w:rPr>
+          <w:lang w:val="en-US"/>
+        </w:rPr>
+      </w:pPr>
+      <w:r>
+        <w:rPr>
+          <w:lang w:val="en-US"/>
+        </w:rPr>
+        <w:t>Projects/2024_van\ der\ Meer_FMG-10606casc_trans_online/</w:t>
+      </w:r>
+      <w:proofErr w:type="spellStart"/>
+      <w:r>
+        <w:rPr>
+          <w:lang w:val="en-US"/>
+        </w:rPr>
+        <w:t>lab_data</w:t>
+      </w:r>
+      <w:proofErr w:type="spellEnd"/>
+      <w:r>
+        <w:rPr>
+          <w:lang w:val="en-US"/>
+        </w:rPr>
+        <w:t>/cascades_01_26/v3</w:t>
+      </w:r>
     </w:p>
     <w:p>
       <w:pPr>
@@ -1063,39 +1413,102 @@
     </w:p>
     <w:p>
       <w:pPr>
-        <w:rPr>
-          <w:lang w:val="en-US"/>
-        </w:rPr>
-      </w:pPr>
-    </w:p>
-    <w:p>
-      <w:pPr>
-        <w:rPr>
-          <w:lang w:val="en-US"/>
-        </w:rPr>
-      </w:pPr>
-    </w:p>
-    <w:p>
-      <w:pPr>
-        <w:rPr>
-          <w:lang w:val="en-US"/>
-        </w:rPr>
-      </w:pPr>
-    </w:p>
-    <w:p>
-      <w:pPr>
-        <w:rPr>
-          <w:lang w:val="en-US"/>
-        </w:rPr>
-      </w:pPr>
-      <w:r>
-        <w:rPr>
+        <w:pStyle w:val="Listenabsatz"/>
+        <w:numPr>
+          <w:ilvl w:val="1"/>
+          <w:numId w:val="3"/>
+        </w:numPr>
+        <w:rPr>
+          <w:lang w:val="en-US"/>
+        </w:rPr>
+      </w:pPr>
+      <w:r>
+        <w:rPr>
+          <w:lang w:val="en-US"/>
+        </w:rPr>
+        <w:t xml:space="preserve">Go to participant </w:t>
+      </w:r>
+    </w:p>
+    <w:p>
+      <w:pPr>
+        <w:pStyle w:val="Listenabsatz"/>
+        <w:numPr>
+          <w:ilvl w:val="1"/>
+          <w:numId w:val="3"/>
+        </w:numPr>
+        <w:rPr>
+          <w:lang w:val="en-US"/>
+        </w:rPr>
+      </w:pPr>
+      <w:r>
+        <w:rPr>
+          <w:lang w:val="en-US"/>
+        </w:rPr>
+        <w:t xml:space="preserve">Click edit </w:t>
+      </w:r>
+    </w:p>
+    <w:p>
+      <w:pPr>
+        <w:pStyle w:val="Listenabsatz"/>
+        <w:numPr>
+          <w:ilvl w:val="1"/>
+          <w:numId w:val="3"/>
+        </w:numPr>
+        <w:rPr>
+          <w:lang w:val="en-US"/>
+        </w:rPr>
+      </w:pPr>
+      <w:r>
+        <w:rPr>
+          <w:lang w:val="en-US"/>
+        </w:rPr>
+        <w:t xml:space="preserve">Click save/ ok </w:t>
+      </w:r>
+    </w:p>
+    <w:p>
+      <w:pPr>
+        <w:rPr>
+          <w:lang w:val="en-US"/>
+        </w:rPr>
+      </w:pPr>
+    </w:p>
+    <w:p>
+      <w:pPr>
+        <w:rPr>
+          <w:lang w:val="en-US"/>
+        </w:rPr>
+      </w:pPr>
+    </w:p>
+    <w:p>
+      <w:pPr>
+        <w:rPr>
+          <w:lang w:val="en-US"/>
+        </w:rPr>
+      </w:pPr>
+    </w:p>
+    <w:p>
+      <w:pPr>
+        <w:rPr>
+          <w:b/>
+          <w:bCs/>
+          <w:u w:val="single"/>
+          <w:lang w:val="en-US"/>
+        </w:rPr>
+      </w:pPr>
+      <w:r>
+        <w:rPr>
+          <w:b/>
+          <w:bCs/>
+          <w:u w:val="single"/>
           <w:lang w:val="en-US"/>
         </w:rPr>
         <w:t xml:space="preserve">General settings: </w:t>
       </w:r>
       <w:r>
         <w:rPr>
+          <w:b/>
+          <w:bCs/>
+          <w:u w:val="single"/>
           <w:lang w:val="en-US"/>
         </w:rPr>
         <w:br/>
@@ -1111,22 +1524,41 @@
         <w:rPr>
           <w:lang w:val="en-US"/>
         </w:rPr>
-        <w:t xml:space="preserve">Display </w:t>
-      </w:r>
-      <w:proofErr w:type="gramStart"/>
-      <w:r>
-        <w:rPr>
-          <w:lang w:val="en-US"/>
-        </w:rPr>
-        <w:t>resolution:</w:t>
-      </w:r>
-      <w:r>
-        <w:rPr>
-          <w:lang w:val="en-US"/>
-        </w:rPr>
-        <w:t>!!</w:t>
-      </w:r>
-      <w:proofErr w:type="gramEnd"/>
+        <w:t>Display resolution:</w:t>
+      </w:r>
+      <w:r>
+        <w:rPr>
+          <w:lang w:val="en-US"/>
+        </w:rPr>
+        <w:t xml:space="preserve"> </w:t>
+      </w:r>
+    </w:p>
+    <w:p>
+      <w:pPr>
+        <w:rPr>
+          <w:lang w:val="en-US"/>
+        </w:rPr>
+      </w:pPr>
+    </w:p>
+    <w:p>
+      <w:pPr>
+        <w:rPr>
+          <w:lang w:val="en-US"/>
+        </w:rPr>
+      </w:pPr>
+      <w:r>
+        <w:rPr>
+          <w:lang w:val="en-US"/>
+        </w:rPr>
+        <w:t xml:space="preserve">Monitor size: </w:t>
+      </w:r>
+    </w:p>
+    <w:p>
+      <w:pPr>
+        <w:rPr>
+          <w:lang w:val="en-US"/>
+        </w:rPr>
+      </w:pPr>
     </w:p>
     <w:p>
       <w:pPr>
@@ -1147,65 +1579,6 @@
           <w:lang w:val="en-US"/>
         </w:rPr>
       </w:pPr>
-      <w:r>
-        <w:rPr>
-          <w:lang w:val="en-US"/>
-        </w:rPr>
-        <w:tab/>
-        <w:t xml:space="preserve">Viewing angle: </w:t>
-      </w:r>
-    </w:p>
-    <w:p>
-      <w:pPr>
-        <w:rPr>
-          <w:lang w:val="en-US"/>
-        </w:rPr>
-      </w:pPr>
-      <w:r>
-        <w:rPr>
-          <w:lang w:val="en-US"/>
-        </w:rPr>
-        <w:t xml:space="preserve">Room dimness… </w:t>
-      </w:r>
-    </w:p>
-    <w:p>
-      <w:pPr>
-        <w:rPr>
-          <w:lang w:val="en-US"/>
-        </w:rPr>
-      </w:pPr>
-    </w:p>
-    <w:p>
-      <w:pPr>
-        <w:pStyle w:val="Listenabsatz"/>
-        <w:numPr>
-          <w:ilvl w:val="0"/>
-          <w:numId w:val="4"/>
-        </w:numPr>
-        <w:rPr>
-          <w:lang w:val="en-US"/>
-        </w:rPr>
-      </w:pPr>
-      <w:r>
-        <w:rPr>
-          <w:lang w:val="en-US"/>
-        </w:rPr>
-        <w:t xml:space="preserve">Make sure </w:t>
-      </w:r>
-      <w:proofErr w:type="spellStart"/>
-      <w:r>
-        <w:rPr>
-          <w:lang w:val="en-US"/>
-        </w:rPr>
-        <w:t>pps</w:t>
-      </w:r>
-      <w:proofErr w:type="spellEnd"/>
-      <w:r>
-        <w:rPr>
-          <w:lang w:val="en-US"/>
-        </w:rPr>
-        <w:t xml:space="preserve"> understand not to respond to prime </w:t>
-      </w:r>
     </w:p>
     <w:p>
       <w:pPr>
@@ -1341,7 +1714,7 @@
         <w:ind w:left="1440" w:hanging="360"/>
       </w:pPr>
     </w:lvl>
-    <w:lvl w:ilvl="2" w:tplc="0407001B" w:tentative="1">
+    <w:lvl w:ilvl="2" w:tplc="0407001B">
       <w:start w:val="1"/>
       <w:numFmt w:val="lowerRoman"/>
       <w:lvlText w:val="%3."/>
@@ -2330,7 +2703,6 @@
   <w:style w:type="character" w:default="1" w:styleId="Absatz-Standardschriftart">
     <w:name w:val="Default Paragraph Font"/>
     <w:uiPriority w:val="1"/>
-    <w:semiHidden/>
     <w:unhideWhenUsed/>
   </w:style>
   <w:style w:type="table" w:default="1" w:styleId="NormaleTabelle">

--- a/Manual Experiment Cascading Transitions in Perception.docx
+++ b/Manual Experiment Cascading Transitions in Perception.docx
@@ -249,11 +249,25 @@
       </w:pPr>
     </w:p>
     <w:p>
-      <w:r>
+      <w:pPr>
+        <w:rPr>
+          <w:lang w:val="en-US"/>
+        </w:rPr>
+      </w:pPr>
+      <w:r>
+        <w:rPr>
+          <w:lang w:val="en-US"/>
+        </w:rPr>
         <w:t>Daniel </w:t>
       </w:r>
     </w:p>
-    <w:p/>
+    <w:p>
+      <w:pPr>
+        <w:rPr>
+          <w:lang w:val="en-US"/>
+        </w:rPr>
+      </w:pPr>
+    </w:p>
     <w:p>
       <w:pPr>
         <w:rPr>
@@ -1195,19 +1209,31 @@
         <w:rPr>
           <w:lang w:val="en-US"/>
         </w:rPr>
-        <w:t xml:space="preserve">research drive: </w:t>
-      </w:r>
-      <w:r>
-        <w:rPr>
-          <w:lang w:val="en-US"/>
-        </w:rPr>
-        <w:t>\\fmg-research.uva.nl\psychology$</w:t>
-      </w:r>
-      <w:r>
-        <w:rPr>
-          <w:lang w:val="en-US"/>
-        </w:rPr>
-        <w:t xml:space="preserve"> </w:t>
+        <w:t xml:space="preserve">Explorer </w:t>
+      </w:r>
+      <w:r>
+        <w:rPr>
+          <w:lang w:val="en-US"/>
+        </w:rPr>
+        <w:sym w:font="Wingdings" w:char="F0E0"/>
+      </w:r>
+      <w:r>
+        <w:rPr>
+          <w:lang w:val="en-US"/>
+        </w:rPr>
+        <w:t xml:space="preserve"> Right click “This PC” </w:t>
+      </w:r>
+      <w:r>
+        <w:rPr>
+          <w:lang w:val="en-US"/>
+        </w:rPr>
+        <w:sym w:font="Wingdings" w:char="F0E0"/>
+      </w:r>
+      <w:r>
+        <w:rPr>
+          <w:lang w:val="en-US"/>
+        </w:rPr>
+        <w:t xml:space="preserve"> Map network drive</w:t>
       </w:r>
     </w:p>
     <w:p>
@@ -1225,19 +1251,13 @@
         <w:rPr>
           <w:lang w:val="en-US"/>
         </w:rPr>
-        <w:t xml:space="preserve">select reconnect at sign </w:t>
-      </w:r>
-      <w:r>
-        <w:rPr>
-          <w:lang w:val="en-US"/>
-        </w:rPr>
-        <w:t>in</w:t>
-      </w:r>
-      <w:r>
-        <w:rPr>
-          <w:lang w:val="en-US"/>
-        </w:rPr>
-        <w:t xml:space="preserve"> </w:t>
+        <w:t xml:space="preserve">research drive: </w:t>
+      </w:r>
+      <w:r>
+        <w:rPr>
+          <w:lang w:val="en-US"/>
+        </w:rPr>
+        <w:t xml:space="preserve">\\fmg-research.uva.nl\psychology$ </w:t>
       </w:r>
     </w:p>
     <w:p>
@@ -1255,6 +1275,36 @@
         <w:rPr>
           <w:lang w:val="en-US"/>
         </w:rPr>
+        <w:t xml:space="preserve">select reconnect at sign </w:t>
+      </w:r>
+      <w:r>
+        <w:rPr>
+          <w:lang w:val="en-US"/>
+        </w:rPr>
+        <w:t>in</w:t>
+      </w:r>
+      <w:r>
+        <w:rPr>
+          <w:lang w:val="en-US"/>
+        </w:rPr>
+        <w:t xml:space="preserve"> </w:t>
+      </w:r>
+    </w:p>
+    <w:p>
+      <w:pPr>
+        <w:pStyle w:val="Listenabsatz"/>
+        <w:numPr>
+          <w:ilvl w:val="2"/>
+          <w:numId w:val="3"/>
+        </w:numPr>
+        <w:rPr>
+          <w:lang w:val="en-US"/>
+        </w:rPr>
+      </w:pPr>
+      <w:r>
+        <w:rPr>
+          <w:lang w:val="en-US"/>
+        </w:rPr>
         <w:t xml:space="preserve">Login required </w:t>
       </w:r>
     </w:p>
@@ -1299,13 +1349,7 @@
         <w:rPr>
           <w:lang w:val="en-US"/>
         </w:rPr>
-        <w:t xml:space="preserve"> </w:t>
-      </w:r>
-      <w:r>
-        <w:rPr>
-          <w:lang w:val="en-US"/>
-        </w:rPr>
-        <w:t>logs_v3_cycles_based</w:t>
+        <w:t xml:space="preserve"> logs_v3_cycles_based</w:t>
       </w:r>
       <w:r>
         <w:rPr>
@@ -2703,6 +2747,7 @@
   <w:style w:type="character" w:default="1" w:styleId="Absatz-Standardschriftart">
     <w:name w:val="Default Paragraph Font"/>
     <w:uiPriority w:val="1"/>
+    <w:semiHidden/>
     <w:unhideWhenUsed/>
   </w:style>
   <w:style w:type="table" w:default="1" w:styleId="NormaleTabelle">

--- a/Manual Experiment Cascading Transitions in Perception.docx
+++ b/Manual Experiment Cascading Transitions in Perception.docx
@@ -692,6 +692,12 @@
           <w:lang w:val="en-US"/>
         </w:rPr>
         <w:t>main</w:t>
+      </w:r>
+      <w:r>
+        <w:rPr>
+          <w:lang w:val="en-US"/>
+        </w:rPr>
+        <w:t>_v5</w:t>
       </w:r>
       <w:r>
         <w:rPr>
